--- a/Fase 1/Evidencias proyecto/Informe ERS BRASA.docx
+++ b/Fase 1/Evidencias proyecto/Informe ERS BRASA.docx
@@ -8781,6 +8781,111 @@
       </w:r>
     </w:p>
     <w:p>
+      <w:hyperlink r:id="rId8" w:history="1">
+        <w:r>
+          <w:rPr>
+            <w:rStyle w:val="Hipervnculo"/>
+          </w:rPr>
+          <w:t>https://docs.google.com/document/d/1ovIjPlWlkr19pucHFEYqg-nvasW6vy8s/edit?usp=drive_link&amp;ouid=112047317068258874404&amp;rtpof=true&amp;sd=true</w:t>
+        </w:r>
+      </w:hyperlink>
+    </w:p>
+    <w:p/>
+    <w:p>
+      <w:pPr>
+        <w:pStyle w:val="Ttulo3"/>
+        <w:keepLines/>
+        <w:spacing w:before="120" w:after="120"/>
+      </w:pPr>
+      <w:r>
+        <w:t>5.2. Matriz Especificación de Requerimientos</w:t>
+      </w:r>
+    </w:p>
+    <w:p>
+      <w:hyperlink r:id="rId9" w:history="1">
+        <w:r>
+          <w:rPr>
+            <w:rStyle w:val="Hipervnculo"/>
+          </w:rPr>
+          <w:t>https://docs.google.com/spreadsheets/d/1oO9eSPUuXwafsZWUjr_hHoRr9L44JoQl/edit?usp=drive_link&amp;ouid=112047317068258874404&amp;rtpof=true&amp;sd=true</w:t>
+        </w:r>
+      </w:hyperlink>
+    </w:p>
+    <w:p/>
+    <w:p>
+      <w:pPr>
+        <w:pStyle w:val="Ttulo3"/>
+        <w:keepLines/>
+        <w:spacing w:before="120" w:after="120"/>
+      </w:pPr>
+      <w:r>
+        <w:t>5.3. Prototipado de Software</w:t>
+      </w:r>
+    </w:p>
+    <w:p>
+      <w:hyperlink r:id="rId10" w:history="1">
+        <w:r>
+          <w:rPr>
+            <w:rStyle w:val="Hipervnculo"/>
+          </w:rPr>
+          <w:t>https://docs.google.com/document/d/1i4q1TuTob_EiSmkOJFNbsTwW9a8pr6dm/edit?usp=drive_link&amp;ouid=112047317068258874404&amp;rtpof=true&amp;sd=true</w:t>
+        </w:r>
+      </w:hyperlink>
+    </w:p>
+    <w:p/>
+    <w:p>
+      <w:pPr>
+        <w:pStyle w:val="Ttulo3"/>
+        <w:keepLines/>
+        <w:spacing w:before="120" w:after="120"/>
+      </w:pPr>
+      <w:r>
+        <w:t>5.4. Matriz EDT. Planilla Detallada Cálculo de Esfuerzo</w:t>
+      </w:r>
+    </w:p>
+    <w:p>
+      <w:hyperlink r:id="rId11" w:history="1">
+        <w:r>
+          <w:rPr>
+            <w:rStyle w:val="Hipervnculo"/>
+          </w:rPr>
+          <w:t>https://docs.google.com/document/d/1i4q1TuTob_EiSmkOJFNbsTwW9a8pr6dm/edit?usp=drive_link&amp;ouid=112047317068258874404&amp;rtpof=true&amp;sd=true</w:t>
+        </w:r>
+      </w:hyperlink>
+    </w:p>
+    <w:p/>
+    <w:p>
+      <w:pPr>
+        <w:pStyle w:val="Ttulo3"/>
+        <w:keepLines/>
+        <w:spacing w:before="120" w:after="120"/>
+      </w:pPr>
+      <w:r>
+        <w:t>5.5. Planilla Carta Gantt</w:t>
+      </w:r>
+    </w:p>
+    <w:p>
+      <w:hyperlink r:id="rId12" w:history="1">
+        <w:r>
+          <w:rPr>
+            <w:rStyle w:val="Hipervnculo"/>
+          </w:rPr>
+          <w:t>https://docs.google.com/spreadsheets/d/1L1l4jprEhCgOQKQkBWRwsnSxttPDC5wF/edit?usp=drive_link&amp;ouid=112047317068258874404&amp;rtpof=true&amp;sd=true</w:t>
+        </w:r>
+      </w:hyperlink>
+    </w:p>
+    <w:p/>
+    <w:p>
+      <w:pPr>
+        <w:pStyle w:val="Ttulo3"/>
+        <w:keepLines/>
+        <w:spacing w:before="120" w:after="120"/>
+      </w:pPr>
+      <w:r>
+        <w:t>5.6. Casos de Uso</w:t>
+      </w:r>
+    </w:p>
+    <w:p>
       <w:pPr>
         <w:spacing w:after="120" w:line="259" w:lineRule="auto"/>
         <w:jc w:val="both"/>
@@ -8788,160 +8893,20 @@
           <w:rFonts w:asciiTheme="minorHAnsi" w:hAnsiTheme="minorHAnsi" w:cstheme="minorHAnsi"/>
         </w:rPr>
       </w:pPr>
-      <w:r>
-        <w:rPr>
-          <w:rFonts w:asciiTheme="minorHAnsi" w:hAnsiTheme="minorHAnsi" w:cstheme="minorHAnsi"/>
-        </w:rPr>
-        <w:t>Acta de Constitución del Proyecto BRASA, incluyendo patrocinador académico, equipo, hitos, presupuesto estimado de $40.000.000 CLP, riesgos y criterios de aprobación.</w:t>
-      </w:r>
-    </w:p>
-    <w:p>
-      <w:pPr>
-        <w:pStyle w:val="Ttulo3"/>
-        <w:keepLines/>
-        <w:spacing w:before="120" w:after="120"/>
-      </w:pPr>
-      <w:r>
-        <w:t>5.2. Matriz Especificación de Requerimientos</w:t>
-      </w:r>
-    </w:p>
-    <w:p>
-      <w:pPr>
-        <w:spacing w:after="120" w:line="259" w:lineRule="auto"/>
-        <w:jc w:val="both"/>
-        <w:rPr>
-          <w:rFonts w:asciiTheme="minorHAnsi" w:hAnsiTheme="minorHAnsi" w:cstheme="minorHAnsi"/>
-        </w:rPr>
-      </w:pPr>
-      <w:r>
-        <w:rPr>
-          <w:rFonts w:asciiTheme="minorHAnsi" w:hAnsiTheme="minorHAnsi" w:cstheme="minorHAnsi"/>
-        </w:rPr>
-        <w:t>Planilla de Requerimientos BRASA con requisitos funcionales y no funcionales, actores relacionados, descripción y estado.</w:t>
-      </w:r>
-    </w:p>
-    <w:p>
-      <w:pPr>
-        <w:pStyle w:val="Ttulo3"/>
-        <w:keepLines/>
-        <w:spacing w:before="120" w:after="120"/>
-      </w:pPr>
-      <w:r>
-        <w:t>5.3. Prototipado de Software</w:t>
-      </w:r>
-    </w:p>
-    <w:p>
-      <w:pPr>
-        <w:spacing w:after="120" w:line="259" w:lineRule="auto"/>
-        <w:jc w:val="both"/>
-      </w:pPr>
-      <w:r>
-        <w:rPr>
-          <w:rFonts w:asciiTheme="minorHAnsi" w:hAnsiTheme="minorHAnsi" w:cstheme="minorHAnsi"/>
-        </w:rPr>
-        <w:t>Mockups y prototipos de las interfaces de Cliente, Prestador y Administrador definidos para el sistema</w:t>
-      </w:r>
-      <w:r>
-        <w:rPr>
-          <w:rFonts w:ascii="Arial" w:hAnsi="Arial"/>
-          <w:sz w:val="20"/>
-        </w:rPr>
-        <w:t>.</w:t>
-      </w:r>
-    </w:p>
-    <w:p>
-      <w:pPr>
-        <w:pStyle w:val="Ttulo3"/>
-        <w:keepLines/>
-        <w:spacing w:before="120" w:after="120"/>
-      </w:pPr>
-      <w:r>
-        <w:t>5.4. Matriz EDT. Planilla Detallada Cálculo de Esfuerzo</w:t>
-      </w:r>
-    </w:p>
-    <w:p>
-      <w:pPr>
-        <w:spacing w:after="120" w:line="259" w:lineRule="auto"/>
-        <w:jc w:val="both"/>
-        <w:rPr>
-          <w:rFonts w:asciiTheme="minorHAnsi" w:hAnsiTheme="minorHAnsi" w:cstheme="minorHAnsi"/>
-        </w:rPr>
-      </w:pPr>
-      <w:r>
-        <w:rPr>
-          <w:rFonts w:asciiTheme="minorHAnsi" w:hAnsiTheme="minorHAnsi" w:cstheme="minorHAnsi"/>
-        </w:rPr>
-        <w:t>Planilla de estimación de esfuerzo por actividades/jornadas, a complementar de acuerdo con el avance y la EDT del proyecto.</w:t>
-      </w:r>
-    </w:p>
-    <w:p>
-      <w:pPr>
-        <w:pStyle w:val="Ttulo3"/>
-        <w:keepLines/>
-        <w:spacing w:before="120" w:after="120"/>
-      </w:pPr>
-      <w:r>
-        <w:t>5.5. Planilla Carta Gantt</w:t>
-      </w:r>
-    </w:p>
-    <w:p>
-      <w:pPr>
-        <w:spacing w:after="120" w:line="259" w:lineRule="auto"/>
-        <w:jc w:val="both"/>
-        <w:rPr>
-          <w:rFonts w:asciiTheme="minorHAnsi" w:hAnsiTheme="minorHAnsi" w:cstheme="minorHAnsi"/>
-        </w:rPr>
-      </w:pPr>
-      <w:r>
-        <w:rPr>
-          <w:rFonts w:asciiTheme="minorHAnsi" w:hAnsiTheme="minorHAnsi" w:cstheme="minorHAnsi"/>
-        </w:rPr>
-        <w:t xml:space="preserve">Carta Gantt BRASA alineada al </w:t>
-      </w:r>
-      <w:proofErr w:type="spellStart"/>
-      <w:r>
-        <w:rPr>
-          <w:rFonts w:asciiTheme="minorHAnsi" w:hAnsiTheme="minorHAnsi" w:cstheme="minorHAnsi"/>
-        </w:rPr>
-        <w:t>roadmap</w:t>
-      </w:r>
-      <w:proofErr w:type="spellEnd"/>
-      <w:r>
-        <w:rPr>
-          <w:rFonts w:asciiTheme="minorHAnsi" w:hAnsiTheme="minorHAnsi" w:cstheme="minorHAnsi"/>
-        </w:rPr>
-        <w:t xml:space="preserve"> de 18 semanas, con actividades, fases, solapamientos controlados e hitos H1, H2 y H3.</w:t>
-      </w:r>
-    </w:p>
-    <w:p>
-      <w:pPr>
-        <w:pStyle w:val="Ttulo3"/>
-        <w:keepLines/>
-        <w:spacing w:before="120" w:after="120"/>
-      </w:pPr>
-      <w:r>
-        <w:t>5.6. Casos de Uso</w:t>
-      </w:r>
-    </w:p>
-    <w:p>
-      <w:pPr>
-        <w:spacing w:after="120" w:line="259" w:lineRule="auto"/>
-        <w:jc w:val="both"/>
-        <w:rPr>
-          <w:rFonts w:asciiTheme="minorHAnsi" w:hAnsiTheme="minorHAnsi" w:cstheme="minorHAnsi"/>
-        </w:rPr>
-      </w:pPr>
-      <w:r>
-        <w:rPr>
-          <w:rFonts w:asciiTheme="minorHAnsi" w:hAnsiTheme="minorHAnsi" w:cstheme="minorHAnsi"/>
-        </w:rPr>
-        <w:t>Documento de Casos de Uso de Alto Nivel y Casos de Uso Extendidos CU001-CU012, coherentes con los requisitos de esta ERS.</w:t>
-      </w:r>
+      <w:hyperlink r:id="rId13" w:history="1">
+        <w:r>
+          <w:rPr>
+            <w:rStyle w:val="Hipervnculo"/>
+            <w:rFonts w:asciiTheme="minorHAnsi" w:hAnsiTheme="minorHAnsi" w:cstheme="minorHAnsi"/>
+          </w:rPr>
+          <w:t>https://docs.google.com/document/d/1wWHYfcpWRMvyryUExS0G_RMi02lHf4Yt/edit?usp=drive_link&amp;ouid=112047317068258874404&amp;rtpof=true&amp;sd=true</w:t>
+        </w:r>
+      </w:hyperlink>
     </w:p>
     <w:sectPr>
-      <w:headerReference w:type="default" r:id="rId8"/>
-      <w:footerReference w:type="default" r:id="rId9"/>
-      <w:headerReference w:type="first" r:id="rId10"/>
+      <w:headerReference w:type="default" r:id="rId14"/>
+      <w:footerReference w:type="default" r:id="rId15"/>
+      <w:headerReference w:type="first" r:id="rId16"/>
       <w:pgSz w:w="12240" w:h="15840"/>
       <w:pgMar w:top="1417" w:right="1701" w:bottom="1417" w:left="1701" w:header="708" w:footer="708" w:gutter="0"/>
       <w:pgNumType w:start="1"/>
@@ -10705,9 +10670,7 @@
       <w:tblStyleRowBandSize w:val="1"/>
       <w:tblStyleColBandSize w:val="1"/>
       <w:tblCellMar>
-        <w:top w:w="0" w:type="dxa"/>
         <w:left w:w="115" w:type="dxa"/>
-        <w:bottom w:w="0" w:type="dxa"/>
         <w:right w:w="115" w:type="dxa"/>
       </w:tblCellMar>
     </w:tblPr>
@@ -10718,9 +10681,7 @@
       <w:tblStyleRowBandSize w:val="1"/>
       <w:tblStyleColBandSize w:val="1"/>
       <w:tblCellMar>
-        <w:top w:w="0" w:type="dxa"/>
         <w:left w:w="115" w:type="dxa"/>
-        <w:bottom w:w="0" w:type="dxa"/>
         <w:right w:w="115" w:type="dxa"/>
       </w:tblCellMar>
     </w:tblPr>
@@ -10739,9 +10700,7 @@
       <w:tblStyleRowBandSize w:val="1"/>
       <w:tblStyleColBandSize w:val="1"/>
       <w:tblCellMar>
-        <w:top w:w="0" w:type="dxa"/>
         <w:left w:w="108" w:type="dxa"/>
-        <w:bottom w:w="0" w:type="dxa"/>
         <w:right w:w="108" w:type="dxa"/>
       </w:tblCellMar>
     </w:tblPr>
@@ -10760,12 +10719,22 @@
       <w:tblStyleRowBandSize w:val="1"/>
       <w:tblStyleColBandSize w:val="1"/>
       <w:tblCellMar>
-        <w:top w:w="0" w:type="dxa"/>
         <w:left w:w="108" w:type="dxa"/>
-        <w:bottom w:w="0" w:type="dxa"/>
         <w:right w:w="108" w:type="dxa"/>
       </w:tblCellMar>
     </w:tblPr>
+  </w:style>
+  <w:style w:type="character" w:styleId="Mencinsinresolver">
+    <w:name w:val="Unresolved Mention"/>
+    <w:basedOn w:val="Fuentedeprrafopredeter"/>
+    <w:uiPriority w:val="99"/>
+    <w:semiHidden/>
+    <w:unhideWhenUsed/>
+    <w:rsid w:val="00205BC0"/>
+    <w:rPr>
+      <w:color w:val="605E5C"/>
+      <w:shd w:val="clear" w:color="auto" w:fill="E1DFDD"/>
+    </w:rPr>
   </w:style>
 </w:styles>
 </file>
